--- a/BookVault_New_Project_Report.docx
+++ b/BookVault_New_Project_Report.docx
@@ -55,7 +55,7 @@
     </w:p>
     <w:p>
       <w:r>
-        <w:t>---</w:t>
+        <w:br w:type="page"/>
       </w:r>
     </w:p>
     <w:p>
@@ -103,7 +103,7 @@
     </w:p>
     <w:p>
       <w:r>
-        <w:t>---</w:t>
+        <w:br w:type="page"/>
       </w:r>
     </w:p>
     <w:p>
@@ -141,7 +141,7 @@
     </w:p>
     <w:p>
       <w:r>
-        <w:t>---</w:t>
+        <w:br w:type="page"/>
       </w:r>
     </w:p>
     <w:p>
@@ -169,7 +169,7 @@
     </w:p>
     <w:p>
       <w:r>
-        <w:t>---</w:t>
+        <w:br w:type="page"/>
       </w:r>
     </w:p>
     <w:p>
@@ -341,8 +341,11 @@
       </w:r>
     </w:p>
     <w:p>
+      <w:pPr>
+        <w:pStyle w:val="ListNumber"/>
+      </w:pPr>
       <w:r>
-        <w:t>6. DEPLOYMENT</w:t>
+        <w:t>DEPLOYMENT</w:t>
       </w:r>
     </w:p>
     <w:p>
@@ -362,8 +365,11 @@
       </w:r>
     </w:p>
     <w:p>
+      <w:pPr>
+        <w:pStyle w:val="ListNumber"/>
+      </w:pPr>
       <w:r>
-        <w:t>7. GIT HISTORY</w:t>
+        <w:t>GIT HISTORY</w:t>
       </w:r>
     </w:p>
     <w:p>
@@ -383,13 +389,19 @@
       </w:r>
     </w:p>
     <w:p>
+      <w:pPr>
+        <w:pStyle w:val="ListNumber"/>
+      </w:pPr>
       <w:r>
-        <w:t>8. CONCLUSION</w:t>
+        <w:t>CONCLUSION</w:t>
       </w:r>
     </w:p>
     <w:p>
+      <w:pPr>
+        <w:pStyle w:val="ListNumber"/>
+      </w:pPr>
       <w:r>
-        <w:t>9. APPENDIX</w:t>
+        <w:t>APPENDIX</w:t>
       </w:r>
     </w:p>
     <w:p>
@@ -402,7 +414,7 @@
     </w:p>
     <w:p>
       <w:r>
-        <w:t>---</w:t>
+        <w:br w:type="page"/>
       </w:r>
     </w:p>
     <w:p>
@@ -435,7 +447,7 @@
     </w:p>
     <w:p>
       <w:r>
-        <w:t>---</w:t>
+        <w:br w:type="page"/>
       </w:r>
     </w:p>
     <w:p>
@@ -506,7 +518,7 @@
     </w:p>
     <w:p>
       <w:r>
-        <w:t>---</w:t>
+        <w:br w:type="page"/>
       </w:r>
     </w:p>
     <w:p>
@@ -748,7 +760,7 @@
     </w:p>
     <w:p>
       <w:r>
-        <w:t>---</w:t>
+        <w:br w:type="page"/>
       </w:r>
     </w:p>
     <w:p>
@@ -854,12 +866,110 @@
         <w:pStyle w:val="Heading3"/>
       </w:pPr>
       <w:r>
+        <w:t>Workflow Diagram</w:t>
+      </w:r>
+    </w:p>
+    <w:p>
+      <w:r>
+        <w:t>The following diagram illustrates the integrated workflow across different user roles within the BookVault system.</w:t>
+      </w:r>
+    </w:p>
+    <w:p>
+      <w:r>
+        <w:drawing>
+          <wp:inline xmlns:a="http://schemas.openxmlformats.org/drawingml/2006/main" xmlns:pic="http://schemas.openxmlformats.org/drawingml/2006/picture">
+            <wp:extent cx="5486400" cy="3294698"/>
+            <wp:docPr id="1" name="Picture 1"/>
+            <wp:cNvGraphicFramePr>
+              <a:graphicFrameLocks noChangeAspect="1"/>
+            </wp:cNvGraphicFramePr>
+            <a:graphic>
+              <a:graphicData uri="http://schemas.openxmlformats.org/drawingml/2006/picture">
+                <pic:pic>
+                  <pic:nvPicPr>
+                    <pic:cNvPr id="0" name="workflow.png"/>
+                    <pic:cNvPicPr/>
+                  </pic:nvPicPr>
+                  <pic:blipFill>
+                    <a:blip r:embed="rId9"/>
+                    <a:stretch>
+                      <a:fillRect/>
+                    </a:stretch>
+                  </pic:blipFill>
+                  <pic:spPr>
+                    <a:xfrm>
+                      <a:off x="0" y="0"/>
+                      <a:ext cx="5486400" cy="3294698"/>
+                    </a:xfrm>
+                    <a:prstGeom prst="rect"/>
+                  </pic:spPr>
+                </pic:pic>
+              </a:graphicData>
+            </a:graphic>
+          </wp:inline>
+        </w:drawing>
+      </w:r>
+    </w:p>
+    <w:p>
+      <w:pPr>
+        <w:pStyle w:val="Heading3"/>
+      </w:pPr>
+      <w:r>
+        <w:t>Entity-Relationship (ER) Diagram</w:t>
+      </w:r>
+    </w:p>
+    <w:p>
+      <w:r>
+        <w:t>The following diagram showcases the database schema and the relationships between various entities in the BookVault system.</w:t>
+      </w:r>
+    </w:p>
+    <w:p>
+      <w:r>
+        <w:drawing>
+          <wp:inline xmlns:a="http://schemas.openxmlformats.org/drawingml/2006/main" xmlns:pic="http://schemas.openxmlformats.org/drawingml/2006/picture">
+            <wp:extent cx="5486400" cy="3968496"/>
+            <wp:docPr id="2" name="Picture 2"/>
+            <wp:cNvGraphicFramePr>
+              <a:graphicFrameLocks noChangeAspect="1"/>
+            </wp:cNvGraphicFramePr>
+            <a:graphic>
+              <a:graphicData uri="http://schemas.openxmlformats.org/drawingml/2006/picture">
+                <pic:pic>
+                  <pic:nvPicPr>
+                    <pic:cNvPr id="0" name="er_diagram.png"/>
+                    <pic:cNvPicPr/>
+                  </pic:nvPicPr>
+                  <pic:blipFill>
+                    <a:blip r:embed="rId10"/>
+                    <a:stretch>
+                      <a:fillRect/>
+                    </a:stretch>
+                  </pic:blipFill>
+                  <pic:spPr>
+                    <a:xfrm>
+                      <a:off x="0" y="0"/>
+                      <a:ext cx="5486400" cy="3968496"/>
+                    </a:xfrm>
+                    <a:prstGeom prst="rect"/>
+                  </pic:spPr>
+                </pic:pic>
+              </a:graphicData>
+            </a:graphic>
+          </wp:inline>
+        </w:drawing>
+      </w:r>
+    </w:p>
+    <w:p>
+      <w:pPr>
+        <w:pStyle w:val="Heading3"/>
+      </w:pPr>
+      <w:r>
         <w:t>User Interface Design</w:t>
       </w:r>
     </w:p>
     <w:p>
       <w:r>
-        <w:t>An emphasis is placed on creating an immersive and responsive interface using Tailwind CSS and React components, featuring dynamic dashboards, modular generic components (`PrimaryButton`), and soft container styles.</w:t>
+        <w:t>An emphasis is placed on creating an immersive and responsive interface using Tailwind CSS and React components, featuring dynamic dashboards, modular generic components (PrimaryButton), and soft container styles.</w:t>
       </w:r>
     </w:p>
     <w:p>
@@ -869,7 +979,7 @@
     </w:p>
     <w:p>
       <w:r>
-        <w:t>---</w:t>
+        <w:br w:type="page"/>
       </w:r>
     </w:p>
     <w:p>
@@ -948,7 +1058,7 @@
     </w:p>
     <w:p>
       <w:r>
-        <w:t>---</w:t>
+        <w:br w:type="page"/>
       </w:r>
     </w:p>
     <w:p>
@@ -1019,7 +1129,7 @@
     </w:p>
     <w:p>
       <w:r>
-        <w:t>---</w:t>
+        <w:br w:type="page"/>
       </w:r>
     </w:p>
     <w:p>
@@ -1058,7 +1168,7 @@
     </w:p>
     <w:p>
       <w:r>
-        <w:t>---</w:t>
+        <w:br w:type="page"/>
       </w:r>
     </w:p>
     <w:p>
@@ -1081,7 +1191,7 @@
     </w:p>
     <w:p>
       <w:r>
-        <w:t>---</w:t>
+        <w:br w:type="page"/>
       </w:r>
     </w:p>
     <w:p>
